--- a/Releases/V4.0_Stable/Decoupe/02_Alibis_croises.docx
+++ b/Releases/V4.0_Stable/Decoupe/02_Alibis_croises.docx
@@ -324,7 +324,7 @@
                 <w:sz w:val="22"/>
                 <w:szCs w:val="22"/>
               </w:rPr>
-              <w:t xml:space="preserve">Près du piano (tourne les feuillets)</w:t>
+              <w:t xml:space="preserve">Près du piano (lit, observe)</w:t>
             </w:r>
           </w:p>
         </w:tc>

--- a/Releases/V4.0_Stable/Decoupe/02_Alibis_croises.docx
+++ b/Releases/V4.0_Stable/Decoupe/02_Alibis_croises.docx
@@ -24,7 +24,7 @@
         <w:jc w:val="both"/>
       </w:pPr>
       <w:r>
-        <w:t>Le crime a eu lieu dans la dépendance entre 17h20 et 17h25. Tous les alibis se vérifient autour de cette fenêtre critique.</w:t>
+        <w:t xml:space="preserve">Le crime a eu lieu dans la dépendance entre 17h20 et 17h25 — mais le poison avait été versé bien plus tôt, à la flûte du toast (16h45). Autour de cette fenêtre, les déplacements de chacun se recoupent ; plusieurs convives (Baptiste seul à la lisière, Louis au banc, Gautier au potager) n’ont aucun témoin sur la minute exacte — ce sont les fausses pistes. Le détail des alibis solides et fragiles figure ci-dessous.</w:t>
       </w:r>
     </w:p>
     <w:p>
@@ -1171,77 +1171,6 @@
                 <w:szCs w:val="22"/>
               </w:rPr>
               <w:t>Aucun témoin direct au potager. Tatoine et Clochette le voient passer.</w:t>
-            </w:r>
-          </w:p>
-        </w:tc>
-      </w:tr>
-      <w:tr>
-        <w:tc>
-          <w:tcPr>
-            <w:tcW w:w="2500" w:type="dxa"/>
-            <w:tcMar>
-              <w:top w:w="80" w:type="dxa"/>
-              <w:bottom w:w="80" w:type="dxa"/>
-              <w:left w:w="120" w:type="dxa"/>
-              <w:right w:w="120" w:type="dxa"/>
-            </w:tcMar>
-          </w:tcPr>
-          <w:p>
-            <w:pPr>
-              <w:spacing w:before="20" w:after="20" w:line="260" w:lineRule="auto"/>
-            </w:pPr>
-            <w:r>
-              <w:rPr>
-                <w:sz w:val="22"/>
-                <w:szCs w:val="22"/>
-              </w:rPr>
-              <w:t xml:space="preserve">Maître Emilien Collin-Stanislas</w:t>
-            </w:r>
-          </w:p>
-        </w:tc>
-        <w:tc>
-          <w:tcPr>
-            <w:tcW w:w="3500" w:type="dxa"/>
-            <w:tcMar>
-              <w:top w:w="80" w:type="dxa"/>
-              <w:bottom w:w="80" w:type="dxa"/>
-              <w:left w:w="120" w:type="dxa"/>
-              <w:right w:w="120" w:type="dxa"/>
-            </w:tcMar>
-          </w:tcPr>
-          <w:p>
-            <w:pPr>
-              <w:spacing w:before="20" w:after="20" w:line="260" w:lineRule="auto"/>
-            </w:pPr>
-            <w:r>
-              <w:rPr>
-                <w:sz w:val="22"/>
-                <w:szCs w:val="22"/>
-              </w:rPr>
-              <w:t xml:space="preserve">Prétend cabinet de lecture, SEUL, 17h00-17h45</w:t>
-            </w:r>
-          </w:p>
-        </w:tc>
-        <w:tc>
-          <w:tcPr>
-            <w:tcW w:w="3360" w:type="dxa"/>
-            <w:tcMar>
-              <w:top w:w="80" w:type="dxa"/>
-              <w:bottom w:w="80" w:type="dxa"/>
-              <w:left w:w="120" w:type="dxa"/>
-              <w:right w:w="120" w:type="dxa"/>
-            </w:tcMar>
-          </w:tcPr>
-          <w:p>
-            <w:pPr>
-              <w:spacing w:before="20" w:after="20" w:line="260" w:lineRule="auto"/>
-            </w:pPr>
-            <w:r>
-              <w:rPr>
-                <w:sz w:val="22"/>
-                <w:szCs w:val="22"/>
-              </w:rPr>
-              <w:t xml:space="preserve">AUCUN témoin. Mobile énorme (faux de 1910, chantage 5 000 £). Suspect rationnel n°1.</w:t>
             </w:r>
           </w:p>
         </w:tc>
@@ -1350,7 +1279,7 @@
           <w:b/>
           <w:bCs/>
         </w:rPr>
-        <w:t xml:space="preserve">Sur Emilien (le suspect rationnel) : alibi creux, mobile colossal (le faux de 1910). C’est le suspect le plus « logique » de la soirée — il tient le doute jusqu’au coffret. Rien ne l’innocente, sinon la preuve matérielle qui confond Amandinette. Sa confrontation finale révèle sa fraude, pas le meurtre.</w:t>
+        <w:t xml:space="preserve">Sur Lisa (fausse piste de caractère) : son éclat public et sa jalousie en font une coupable « évidente ». Mais elle est restée au salon, en vue du groupe piano, durant toute la fenêtre critique. Alibi mou (nul ne la fixe à la minute près) mais corroboré par plusieurs : fausse piste émotionnelle, pas un trou d’alibi.</w:t>
       </w:r>
       <w:r>
         <w:t xml:space="preserve"/>
@@ -1366,7 +1295,7 @@
           <w:b/>
           <w:bCs/>
         </w:rPr>
-        <w:t xml:space="preserve">Sur Lisa (fausse piste de caractère) : son éclat public et sa jalousie en font une coupable « évidente ». Mais elle est restée au salon, en vue du groupe piano, durant toute la fenêtre critique. Alibi mou (nul ne la fixe à la minute près) mais corroboré par plusieurs : fausse piste émotionnelle, pas un trou d’alibi.</w:t>
+        <w:t xml:space="preserve">Comte Lorenzo Pariset et Comtesse Lola Pariset (alibi solide, en vue du salon du bar toute la fenêtre critique) : leur témoignage croisé corrobore l’instant du toast (Amandinette glisse un mot à Léa), la présence continue de Lisa au salon, et le retour bouleversé du Duc Théodorette du couloir à 17h20. Aucun chantage, aucun soupçon — ils servent de corroborateurs neutres pour stabiliser le faisceau autour d’Amandinette.</w:t>
       </w:r>
       <w:r>
         <w:t xml:space="preserve"/>
